--- a/docs/软件需求说明书1.docx
+++ b/docs/软件需求说明书1.docx
@@ -598,14 +598,6 @@
       </w:tblGrid>
       <w:tr>
         <w:tblPrEx>
-          <w:tblBorders>
-            <w:top w:val="single" w:color="auto" w:sz="4" w:space="0"/>
-            <w:left w:val="single" w:color="auto" w:sz="4" w:space="0"/>
-            <w:bottom w:val="single" w:color="auto" w:sz="4" w:space="0"/>
-            <w:right w:val="single" w:color="auto" w:sz="4" w:space="0"/>
-            <w:insideH w:val="single" w:color="auto" w:sz="4" w:space="0"/>
-            <w:insideV w:val="single" w:color="auto" w:sz="4" w:space="0"/>
-          </w:tblBorders>
           <w:tblCellMar>
             <w:top w:w="0" w:type="dxa"/>
             <w:left w:w="10" w:type="dxa"/>
@@ -749,14 +741,6 @@
       </w:tblGrid>
       <w:tr>
         <w:tblPrEx>
-          <w:tblBorders>
-            <w:top w:val="single" w:color="auto" w:sz="4" w:space="0"/>
-            <w:left w:val="single" w:color="auto" w:sz="4" w:space="0"/>
-            <w:bottom w:val="single" w:color="auto" w:sz="4" w:space="0"/>
-            <w:right w:val="single" w:color="auto" w:sz="4" w:space="0"/>
-            <w:insideH w:val="single" w:color="auto" w:sz="4" w:space="0"/>
-            <w:insideV w:val="single" w:color="auto" w:sz="4" w:space="0"/>
-          </w:tblBorders>
           <w:tblCellMar>
             <w:top w:w="0" w:type="dxa"/>
             <w:left w:w="10" w:type="dxa"/>
@@ -1563,7 +1547,7 @@
             <w:fldChar w:fldCharType="separate"/>
           </w:r>
           <w:r>
-            <w:t>5</w:t>
+            <w:t>6</w:t>
           </w:r>
           <w:r>
             <w:fldChar w:fldCharType="end"/>
@@ -1604,7 +1588,7 @@
             <w:fldChar w:fldCharType="separate"/>
           </w:r>
           <w:r>
-            <w:t>5</w:t>
+            <w:t>6</w:t>
           </w:r>
           <w:r>
             <w:fldChar w:fldCharType="end"/>
@@ -1645,7 +1629,7 @@
             <w:fldChar w:fldCharType="separate"/>
           </w:r>
           <w:r>
-            <w:t>5</w:t>
+            <w:t>6</w:t>
           </w:r>
           <w:r>
             <w:fldChar w:fldCharType="end"/>
@@ -1686,7 +1670,7 @@
             <w:fldChar w:fldCharType="separate"/>
           </w:r>
           <w:r>
-            <w:t>5</w:t>
+            <w:t>6</w:t>
           </w:r>
           <w:r>
             <w:fldChar w:fldCharType="end"/>
@@ -1768,7 +1752,7 @@
             <w:fldChar w:fldCharType="separate"/>
           </w:r>
           <w:r>
-            <w:t>6</w:t>
+            <w:t>7</w:t>
           </w:r>
           <w:r>
             <w:fldChar w:fldCharType="end"/>
@@ -1809,7 +1793,7 @@
             <w:fldChar w:fldCharType="separate"/>
           </w:r>
           <w:r>
-            <w:t>6</w:t>
+            <w:t>7</w:t>
           </w:r>
           <w:r>
             <w:fldChar w:fldCharType="end"/>
@@ -1850,7 +1834,7 @@
             <w:fldChar w:fldCharType="separate"/>
           </w:r>
           <w:r>
-            <w:t>8</w:t>
+            <w:t>9</w:t>
           </w:r>
           <w:r>
             <w:fldChar w:fldCharType="end"/>
@@ -1891,7 +1875,7 @@
             <w:fldChar w:fldCharType="separate"/>
           </w:r>
           <w:r>
-            <w:t>8</w:t>
+            <w:t>9</w:t>
           </w:r>
           <w:r>
             <w:fldChar w:fldCharType="end"/>
@@ -1932,7 +1916,7 @@
             <w:fldChar w:fldCharType="separate"/>
           </w:r>
           <w:r>
-            <w:t>8</w:t>
+            <w:t>9</w:t>
           </w:r>
           <w:r>
             <w:fldChar w:fldCharType="end"/>
@@ -1973,7 +1957,7 @@
             <w:fldChar w:fldCharType="separate"/>
           </w:r>
           <w:r>
-            <w:t>9</w:t>
+            <w:t>10</w:t>
           </w:r>
           <w:r>
             <w:fldChar w:fldCharType="end"/>
@@ -2014,7 +1998,7 @@
             <w:fldChar w:fldCharType="separate"/>
           </w:r>
           <w:r>
-            <w:t>9</w:t>
+            <w:t>10</w:t>
           </w:r>
           <w:r>
             <w:fldChar w:fldCharType="end"/>
@@ -2055,7 +2039,7 @@
             <w:fldChar w:fldCharType="separate"/>
           </w:r>
           <w:r>
-            <w:t>9</w:t>
+            <w:t>10</w:t>
           </w:r>
           <w:r>
             <w:fldChar w:fldCharType="end"/>
@@ -2096,7 +2080,7 @@
             <w:fldChar w:fldCharType="separate"/>
           </w:r>
           <w:r>
-            <w:t>9</w:t>
+            <w:t>10</w:t>
           </w:r>
           <w:r>
             <w:fldChar w:fldCharType="end"/>
@@ -2137,7 +2121,7 @@
             <w:fldChar w:fldCharType="separate"/>
           </w:r>
           <w:r>
-            <w:t>9</w:t>
+            <w:t>10</w:t>
           </w:r>
           <w:r>
             <w:fldChar w:fldCharType="end"/>
@@ -2176,6 +2160,8 @@
       <w:pPr>
         <w:pStyle w:val="3"/>
       </w:pPr>
+      <w:bookmarkStart w:id="28" w:name="_GoBack"/>
+      <w:bookmarkEnd w:id="28"/>
     </w:p>
     <w:p>
       <w:pPr>
@@ -2438,6 +2424,57 @@
         <w:t>2.2 产品功能</w:t>
       </w:r>
       <w:bookmarkEnd w:id="12"/>
+    </w:p>
+    <w:p>
+      <w:pPr>
+        <w:rPr>
+          <w:rFonts w:hint="eastAsia" w:eastAsiaTheme="minorEastAsia"/>
+          <w:lang w:eastAsia="zh-CN"/>
+        </w:rPr>
+      </w:pPr>
+      <w:r>
+        <w:rPr>
+          <w:rFonts w:hint="eastAsia" w:eastAsiaTheme="minorEastAsia"/>
+          <w:lang w:eastAsia="zh-CN"/>
+        </w:rPr>
+        <w:drawing>
+          <wp:inline distT="0" distB="0" distL="114300" distR="114300">
+            <wp:extent cx="3780155" cy="7571105"/>
+            <wp:effectExtent l="0" t="0" r="8890" b="6985"/>
+            <wp:docPr id="3" name="图片 3" descr="215345d0766c2af694c7fec50f5f9394"/>
+            <wp:cNvGraphicFramePr>
+              <a:graphicFrameLocks xmlns:a="http://schemas.openxmlformats.org/drawingml/2006/main" noChangeAspect="1"/>
+            </wp:cNvGraphicFramePr>
+            <a:graphic xmlns:a="http://schemas.openxmlformats.org/drawingml/2006/main">
+              <a:graphicData uri="http://schemas.openxmlformats.org/drawingml/2006/picture">
+                <pic:pic xmlns:pic="http://schemas.openxmlformats.org/drawingml/2006/picture">
+                  <pic:nvPicPr>
+                    <pic:cNvPr id="3" name="图片 3" descr="215345d0766c2af694c7fec50f5f9394"/>
+                    <pic:cNvPicPr>
+                      <a:picLocks noChangeAspect="1"/>
+                    </pic:cNvPicPr>
+                  </pic:nvPicPr>
+                  <pic:blipFill>
+                    <a:blip r:embed="rId6"/>
+                    <a:stretch>
+                      <a:fillRect/>
+                    </a:stretch>
+                  </pic:blipFill>
+                  <pic:spPr>
+                    <a:xfrm>
+                      <a:off x="0" y="0"/>
+                      <a:ext cx="3780155" cy="7571105"/>
+                    </a:xfrm>
+                    <a:prstGeom prst="rect">
+                      <a:avLst/>
+                    </a:prstGeom>
+                  </pic:spPr>
+                </pic:pic>
+              </a:graphicData>
+            </a:graphic>
+          </wp:inline>
+        </w:drawing>
+      </w:r>
     </w:p>
     <w:p>
       <w:pPr>
@@ -2479,12 +2516,6 @@
             <w:insideH w:val="single" w:color="auto" w:sz="4" w:space="0"/>
             <w:insideV w:val="single" w:color="auto" w:sz="4" w:space="0"/>
           </w:tblBorders>
-          <w:tblCellMar>
-            <w:top w:w="0" w:type="dxa"/>
-            <w:left w:w="10" w:type="dxa"/>
-            <w:bottom w:w="0" w:type="dxa"/>
-            <w:right w:w="10" w:type="dxa"/>
-          </w:tblCellMar>
         </w:tblPrEx>
         <w:tc>
           <w:tcPr>
@@ -2747,6 +2778,11 @@
         <w:pStyle w:val="4"/>
       </w:pPr>
       <w:bookmarkStart w:id="13" w:name="_Toc23314"/>
+    </w:p>
+    <w:p>
+      <w:pPr>
+        <w:pStyle w:val="4"/>
+      </w:pPr>
       <w:r>
         <w:t>2.3 用户特点</w:t>
       </w:r>
@@ -3884,8 +3920,6 @@
       <w:pPr>
         <w:pStyle w:val="21"/>
       </w:pPr>
-      <w:bookmarkStart w:id="28" w:name="_GoBack"/>
-      <w:bookmarkEnd w:id="28"/>
     </w:p>
     <w:p>
       <w:pPr>
@@ -4464,8 +4498,8 @@
     <w:lsdException w:unhideWhenUsed="0" w:uiPriority="0" w:semiHidden="0" w:name="Normal Indent"/>
     <w:lsdException w:qFormat="1" w:uiPriority="99" w:name="footnote text"/>
     <w:lsdException w:unhideWhenUsed="0" w:uiPriority="0" w:semiHidden="0" w:name="annotation text"/>
-    <w:lsdException w:unhideWhenUsed="0" w:uiPriority="0" w:semiHidden="0" w:name="header"/>
-    <w:lsdException w:unhideWhenUsed="0" w:uiPriority="0" w:semiHidden="0" w:name="footer"/>
+    <w:lsdException w:qFormat="1" w:unhideWhenUsed="0" w:uiPriority="0" w:semiHidden="0" w:name="header"/>
+    <w:lsdException w:qFormat="1" w:unhideWhenUsed="0" w:uiPriority="0" w:semiHidden="0" w:name="footer"/>
     <w:lsdException w:unhideWhenUsed="0" w:uiPriority="0" w:semiHidden="0" w:name="index heading"/>
     <w:lsdException w:qFormat="1" w:uiPriority="0" w:name="caption"/>
     <w:lsdException w:unhideWhenUsed="0" w:uiPriority="0" w:semiHidden="0" w:name="table of figures"/>
@@ -4844,6 +4878,7 @@
   <w:style w:type="paragraph" w:styleId="9">
     <w:name w:val="footer"/>
     <w:basedOn w:val="1"/>
+    <w:qFormat/>
     <w:uiPriority w:val="0"/>
     <w:pPr>
       <w:tabs>
@@ -4860,6 +4895,7 @@
   <w:style w:type="paragraph" w:styleId="10">
     <w:name w:val="header"/>
     <w:basedOn w:val="1"/>
+    <w:qFormat/>
     <w:uiPriority w:val="0"/>
     <w:pPr>
       <w:pBdr>

--- a/docs/软件需求说明书1.docx
+++ b/docs/软件需求说明书1.docx
@@ -598,6 +598,14 @@
       </w:tblGrid>
       <w:tr>
         <w:tblPrEx>
+          <w:tblBorders>
+            <w:top w:val="single" w:color="auto" w:sz="4" w:space="0"/>
+            <w:left w:val="single" w:color="auto" w:sz="4" w:space="0"/>
+            <w:bottom w:val="single" w:color="auto" w:sz="4" w:space="0"/>
+            <w:right w:val="single" w:color="auto" w:sz="4" w:space="0"/>
+            <w:insideH w:val="single" w:color="auto" w:sz="4" w:space="0"/>
+            <w:insideV w:val="single" w:color="auto" w:sz="4" w:space="0"/>
+          </w:tblBorders>
           <w:tblCellMar>
             <w:top w:w="0" w:type="dxa"/>
             <w:left w:w="10" w:type="dxa"/>
@@ -741,6 +749,14 @@
       </w:tblGrid>
       <w:tr>
         <w:tblPrEx>
+          <w:tblBorders>
+            <w:top w:val="single" w:color="auto" w:sz="4" w:space="0"/>
+            <w:left w:val="single" w:color="auto" w:sz="4" w:space="0"/>
+            <w:bottom w:val="single" w:color="auto" w:sz="4" w:space="0"/>
+            <w:right w:val="single" w:color="auto" w:sz="4" w:space="0"/>
+            <w:insideH w:val="single" w:color="auto" w:sz="4" w:space="0"/>
+            <w:insideV w:val="single" w:color="auto" w:sz="4" w:space="0"/>
+          </w:tblBorders>
           <w:tblCellMar>
             <w:top w:w="0" w:type="dxa"/>
             <w:left w:w="10" w:type="dxa"/>
@@ -805,6 +821,7 @@
                 <w:szCs w:val="22"/>
               </w:rPr>
               <w:id w:val="147475873"/>
+              <w:showingPlcHdr/>
               <w15:color w:val="DBDBDB"/>
               <w:docPartObj>
                 <w:docPartGallery w:val="Table of Contents"/>
@@ -821,81 +838,16 @@
             <w:sdtContent>
               <w:p>
                 <w:pPr>
-                  <w:spacing w:before="0" w:beforeLines="0" w:after="0" w:afterLines="0" w:line="240" w:lineRule="auto"/>
-                  <w:ind w:left="0" w:leftChars="0" w:right="0" w:rightChars="0" w:firstLine="0" w:firstLineChars="0"/>
-                  <w:jc w:val="center"/>
+                  <w:pStyle w:val="21"/>
                 </w:pPr>
                 <w:r>
                   <w:rPr>
-                    <w:rFonts w:ascii="宋体" w:hAnsi="宋体" w:eastAsia="宋体"/>
+                    <w:rFonts w:hint="eastAsia" w:ascii="宋体" w:hAnsi="宋体" w:eastAsia="宋体"/>
                     <w:sz w:val="21"/>
+                    <w:szCs w:val="22"/>
+                    <w:lang w:eastAsia="zh-CN"/>
                   </w:rPr>
-                  <w:t>目录</w:t>
-                </w:r>
-              </w:p>
-              <w:p>
-                <w:pPr>
-                  <w:pStyle w:val="11"/>
-                  <w:tabs>
-                    <w:tab w:val="right" w:leader="dot" w:pos="2130"/>
-                  </w:tabs>
-                </w:pPr>
-                <w:r>
-                  <w:fldChar w:fldCharType="begin"/>
-                </w:r>
-                <w:r>
-                  <w:instrText xml:space="preserve">TOC \o "1-1" \h \u </w:instrText>
-                </w:r>
-                <w:r>
-                  <w:fldChar w:fldCharType="separate"/>
-                </w:r>
-                <w:r>
-                  <w:fldChar w:fldCharType="begin"/>
-                </w:r>
-                <w:r>
-                  <w:instrText xml:space="preserve"> HYPERLINK \l _Toc24614 </w:instrText>
-                </w:r>
-                <w:r>
-                  <w:fldChar w:fldCharType="separate"/>
-                </w:r>
-                <w:r>
-                  <w:rPr>
-                    <w:rFonts w:hint="eastAsia"/>
-                    <w:lang w:val="en-US" w:eastAsia="zh-CN"/>
-                  </w:rPr>
-                  <w:t>城院点餐</w:t>
-                </w:r>
-                <w:r>
-                  <w:t xml:space="preserve"> - 软件需求规格说明书（SRS）</w:t>
-                </w:r>
-                <w:r>
-                  <w:tab/>
-                </w:r>
-                <w:r>
-                  <w:fldChar w:fldCharType="begin"/>
-                </w:r>
-                <w:r>
-                  <w:instrText xml:space="preserve"> PAGEREF _Toc24614 \h </w:instrText>
-                </w:r>
-                <w:r>
-                  <w:fldChar w:fldCharType="separate"/>
-                </w:r>
-                <w:r>
-                  <w:t>1</w:t>
-                </w:r>
-                <w:r>
-                  <w:fldChar w:fldCharType="end"/>
-                </w:r>
-                <w:r>
-                  <w:fldChar w:fldCharType="end"/>
-                </w:r>
-              </w:p>
-              <w:p>
-                <w:pPr>
-                  <w:pStyle w:val="21"/>
-                </w:pPr>
-                <w:r>
-                  <w:fldChar w:fldCharType="end"/>
+                  <w:t xml:space="preserve">     </w:t>
                 </w:r>
               </w:p>
             </w:sdtContent>
@@ -1120,6 +1072,39 @@
             <w:spacing w:before="0" w:beforeLines="0" w:after="0" w:afterLines="0" w:line="240" w:lineRule="auto"/>
             <w:ind w:left="0" w:leftChars="0" w:right="0" w:rightChars="0" w:firstLine="0" w:firstLineChars="0"/>
             <w:jc w:val="center"/>
+            <w:rPr>
+              <w:rFonts w:ascii="宋体" w:hAnsi="宋体" w:eastAsia="宋体"/>
+              <w:sz w:val="21"/>
+            </w:rPr>
+          </w:pPr>
+        </w:p>
+        <w:p>
+          <w:pPr>
+            <w:spacing w:before="0" w:beforeLines="0" w:after="0" w:afterLines="0" w:line="240" w:lineRule="auto"/>
+            <w:ind w:left="0" w:leftChars="0" w:right="0" w:rightChars="0" w:firstLine="0" w:firstLineChars="0"/>
+            <w:jc w:val="center"/>
+            <w:rPr>
+              <w:rFonts w:ascii="宋体" w:hAnsi="宋体" w:eastAsia="宋体"/>
+              <w:sz w:val="21"/>
+            </w:rPr>
+          </w:pPr>
+        </w:p>
+        <w:p>
+          <w:pPr>
+            <w:spacing w:before="0" w:beforeLines="0" w:after="0" w:afterLines="0" w:line="240" w:lineRule="auto"/>
+            <w:ind w:left="0" w:leftChars="0" w:right="0" w:rightChars="0" w:firstLine="0" w:firstLineChars="0"/>
+            <w:jc w:val="center"/>
+            <w:rPr>
+              <w:rFonts w:ascii="宋体" w:hAnsi="宋体" w:eastAsia="宋体"/>
+              <w:sz w:val="21"/>
+            </w:rPr>
+          </w:pPr>
+        </w:p>
+        <w:p>
+          <w:pPr>
+            <w:spacing w:before="0" w:beforeLines="0" w:after="0" w:afterLines="0" w:line="240" w:lineRule="auto"/>
+            <w:ind w:left="0" w:leftChars="0" w:right="0" w:rightChars="0" w:firstLine="0" w:firstLineChars="0"/>
+            <w:jc w:val="center"/>
           </w:pPr>
           <w:r>
             <w:rPr>
@@ -2160,8 +2145,6 @@
       <w:pPr>
         <w:pStyle w:val="3"/>
       </w:pPr>
-      <w:bookmarkStart w:id="28" w:name="_GoBack"/>
-      <w:bookmarkEnd w:id="28"/>
     </w:p>
     <w:p>
       <w:pPr>
@@ -2516,6 +2499,12 @@
             <w:insideH w:val="single" w:color="auto" w:sz="4" w:space="0"/>
             <w:insideV w:val="single" w:color="auto" w:sz="4" w:space="0"/>
           </w:tblBorders>
+          <w:tblCellMar>
+            <w:top w:w="0" w:type="dxa"/>
+            <w:left w:w="10" w:type="dxa"/>
+            <w:bottom w:w="0" w:type="dxa"/>
+            <w:right w:w="10" w:type="dxa"/>
+          </w:tblCellMar>
         </w:tblPrEx>
         <w:tc>
           <w:tcPr>
